--- a/dist/docs/templates/knowledge/teach-back.docx
+++ b/dist/docs/templates/knowledge/teach-back.docx
@@ -545,7 +545,7 @@
               <w:jc w:val="left"/>
             </w:pPr>
             <w:r>
-              <w:t xml:space="preserve">IMMEX, Anexo 24 and Anexo 31 in plain words</w:t>
+              <w:t xml:space="preserve">IMMEX, Anexo 24 and Anexo 30 (formerly Anexo 31) in plain words</w:t>
             </w:r>
           </w:p>
         </w:tc>
@@ -1761,7 +1761,7 @@
         <w:pStyle w:val="Compact"/>
       </w:pPr>
       <w:r>
-        <w:t xml:space="preserve">☐ Teach-back count updated in the trackers workbook.</w:t>
+        <w:t xml:space="preserve">☐ Count checked: the number of complete record rows on my OneNote Teach-backs page is my teach-back count for the milestone targets (A30-7, B30-7 and later) and the Friday self-report. If the topic is a row on my Knowledge tab in the trackers workbook, its Status is set to "Teach-back done".</w:t>
       </w:r>
     </w:p>
     <w:bookmarkEnd w:id="26"/>

--- a/dist/docs/templates/knowledge/teach-back.docx
+++ b/dist/docs/templates/knowledge/teach-back.docx
@@ -106,21 +106,24 @@
     <w:tbl>
       <w:tblPr>
         <w:tblStyle w:val="Table"/>
-        <w:tblW w:type="auto" w:w="0"/>
+        <w:tblW w:type="dxa" w:w="9360"/>
         <w:tblLook w:firstRow="1" w:lastRow="0" w:firstColumn="0" w:lastColumn="0" w:noHBand="0" w:noVBand="0" w:val="0020"/>
         <w:jc w:val="start"/>
+        <w:tblLayout w:type="fixed"/>
       </w:tblPr>
       <w:tblGrid>
-        <w:gridCol w:w="2640"/>
-        <w:gridCol w:w="2640"/>
-        <w:gridCol w:w="2640"/>
+        <w:gridCol w:w="914"/>
+        <w:gridCol w:w="2737"/>
+        <w:gridCol w:w="5707"/>
       </w:tblGrid>
       <w:tr>
         <w:trPr>
           <w:tblHeader w:val="true"/>
         </w:trPr>
         <w:tc>
-          <w:tcPr/>
+          <w:tcPr>
+            <w:tcW w:w="914" w:type="dxa"/>
+          </w:tcPr>
           <w:p>
             <w:pPr>
               <w:pStyle w:val="Compact"/>
@@ -132,7 +135,9 @@
           </w:p>
         </w:tc>
         <w:tc>
-          <w:tcPr/>
+          <w:tcPr>
+            <w:tcW w:w="2737" w:type="dxa"/>
+          </w:tcPr>
           <w:p>
             <w:pPr>
               <w:pStyle w:val="Compact"/>
@@ -144,7 +149,9 @@
           </w:p>
         </w:tc>
         <w:tc>
-          <w:tcPr/>
+          <w:tcPr>
+            <w:tcW w:w="5707" w:type="dxa"/>
+          </w:tcPr>
           <w:p>
             <w:pPr>
               <w:pStyle w:val="Compact"/>
@@ -158,7 +165,9 @@
       </w:tr>
       <w:tr>
         <w:tc>
-          <w:tcPr/>
+          <w:tcPr>
+            <w:tcW w:w="914" w:type="dxa"/>
+          </w:tcPr>
           <w:p>
             <w:pPr>
               <w:pStyle w:val="Compact"/>
@@ -170,7 +179,9 @@
           </w:p>
         </w:tc>
         <w:tc>
-          <w:tcPr/>
+          <w:tcPr>
+            <w:tcW w:w="2737" w:type="dxa"/>
+          </w:tcPr>
           <w:p>
             <w:pPr>
               <w:pStyle w:val="Compact"/>
@@ -182,7 +193,9 @@
           </w:p>
         </w:tc>
         <w:tc>
-          <w:tcPr/>
+          <w:tcPr>
+            <w:tcW w:w="5707" w:type="dxa"/>
+          </w:tcPr>
           <w:p>
             <w:pPr>
               <w:pStyle w:val="Compact"/>
@@ -196,7 +209,9 @@
       </w:tr>
       <w:tr>
         <w:tc>
-          <w:tcPr/>
+          <w:tcPr>
+            <w:tcW w:w="914" w:type="dxa"/>
+          </w:tcPr>
           <w:p>
             <w:pPr>
               <w:pStyle w:val="Compact"/>
@@ -208,7 +223,9 @@
           </w:p>
         </w:tc>
         <w:tc>
-          <w:tcPr/>
+          <w:tcPr>
+            <w:tcW w:w="2737" w:type="dxa"/>
+          </w:tcPr>
           <w:p>
             <w:pPr>
               <w:pStyle w:val="Compact"/>
@@ -220,7 +237,9 @@
           </w:p>
         </w:tc>
         <w:tc>
-          <w:tcPr/>
+          <w:tcPr>
+            <w:tcW w:w="5707" w:type="dxa"/>
+          </w:tcPr>
           <w:p>
             <w:pPr>
               <w:pStyle w:val="Compact"/>
@@ -234,7 +253,9 @@
       </w:tr>
       <w:tr>
         <w:tc>
-          <w:tcPr/>
+          <w:tcPr>
+            <w:tcW w:w="914" w:type="dxa"/>
+          </w:tcPr>
           <w:p>
             <w:pPr>
               <w:pStyle w:val="Compact"/>
@@ -246,7 +267,9 @@
           </w:p>
         </w:tc>
         <w:tc>
-          <w:tcPr/>
+          <w:tcPr>
+            <w:tcW w:w="2737" w:type="dxa"/>
+          </w:tcPr>
           <w:p>
             <w:pPr>
               <w:pStyle w:val="Compact"/>
@@ -258,7 +281,9 @@
           </w:p>
         </w:tc>
         <w:tc>
-          <w:tcPr/>
+          <w:tcPr>
+            <w:tcW w:w="5707" w:type="dxa"/>
+          </w:tcPr>
           <w:p>
             <w:pPr>
               <w:pStyle w:val="Compact"/>
@@ -272,7 +297,9 @@
       </w:tr>
       <w:tr>
         <w:tc>
-          <w:tcPr/>
+          <w:tcPr>
+            <w:tcW w:w="914" w:type="dxa"/>
+          </w:tcPr>
           <w:p>
             <w:pPr>
               <w:pStyle w:val="Compact"/>
@@ -284,7 +311,9 @@
           </w:p>
         </w:tc>
         <w:tc>
-          <w:tcPr/>
+          <w:tcPr>
+            <w:tcW w:w="2737" w:type="dxa"/>
+          </w:tcPr>
           <w:p>
             <w:pPr>
               <w:pStyle w:val="Compact"/>
@@ -296,7 +325,9 @@
           </w:p>
         </w:tc>
         <w:tc>
-          <w:tcPr/>
+          <w:tcPr>
+            <w:tcW w:w="5707" w:type="dxa"/>
+          </w:tcPr>
           <w:p>
             <w:pPr>
               <w:pStyle w:val="Compact"/>
@@ -386,21 +417,24 @@
     <w:tbl>
       <w:tblPr>
         <w:tblStyle w:val="Table"/>
-        <w:tblW w:type="auto" w:w="0"/>
+        <w:tblW w:type="dxa" w:w="9360"/>
         <w:tblLook w:firstRow="1" w:lastRow="0" w:firstColumn="0" w:lastColumn="0" w:noHBand="0" w:noVBand="0" w:val="0020"/>
         <w:jc w:val="start"/>
+        <w:tblLayout w:type="fixed"/>
       </w:tblPr>
       <w:tblGrid>
-        <w:gridCol w:w="2640"/>
-        <w:gridCol w:w="2640"/>
-        <w:gridCol w:w="2640"/>
+        <w:gridCol w:w="846"/>
+        <w:gridCol w:w="3706"/>
+        <w:gridCol w:w="4807"/>
       </w:tblGrid>
       <w:tr>
         <w:trPr>
           <w:tblHeader w:val="true"/>
         </w:trPr>
         <w:tc>
-          <w:tcPr/>
+          <w:tcPr>
+            <w:tcW w:w="846" w:type="dxa"/>
+          </w:tcPr>
           <w:p>
             <w:pPr>
               <w:pStyle w:val="Compact"/>
@@ -412,7 +446,9 @@
           </w:p>
         </w:tc>
         <w:tc>
-          <w:tcPr/>
+          <w:tcPr>
+            <w:tcW w:w="3706" w:type="dxa"/>
+          </w:tcPr>
           <w:p>
             <w:pPr>
               <w:pStyle w:val="Compact"/>
@@ -424,7 +460,9 @@
           </w:p>
         </w:tc>
         <w:tc>
-          <w:tcPr/>
+          <w:tcPr>
+            <w:tcW w:w="4807" w:type="dxa"/>
+          </w:tcPr>
           <w:p>
             <w:pPr>
               <w:pStyle w:val="Compact"/>
@@ -438,7 +476,9 @@
       </w:tr>
       <w:tr>
         <w:tc>
-          <w:tcPr/>
+          <w:tcPr>
+            <w:tcW w:w="846" w:type="dxa"/>
+          </w:tcPr>
           <w:p>
             <w:pPr>
               <w:pStyle w:val="Compact"/>
@@ -450,7 +490,9 @@
           </w:p>
         </w:tc>
         <w:tc>
-          <w:tcPr/>
+          <w:tcPr>
+            <w:tcW w:w="3706" w:type="dxa"/>
+          </w:tcPr>
           <w:p>
             <w:pPr>
               <w:pStyle w:val="Compact"/>
@@ -462,7 +504,9 @@
           </w:p>
         </w:tc>
         <w:tc>
-          <w:tcPr/>
+          <w:tcPr>
+            <w:tcW w:w="4807" w:type="dxa"/>
+          </w:tcPr>
           <w:p>
             <w:pPr>
               <w:pStyle w:val="Compact"/>
@@ -476,7 +520,9 @@
       </w:tr>
       <w:tr>
         <w:tc>
-          <w:tcPr/>
+          <w:tcPr>
+            <w:tcW w:w="846" w:type="dxa"/>
+          </w:tcPr>
           <w:p>
             <w:pPr>
               <w:pStyle w:val="Compact"/>
@@ -488,7 +534,9 @@
           </w:p>
         </w:tc>
         <w:tc>
-          <w:tcPr/>
+          <w:tcPr>
+            <w:tcW w:w="3706" w:type="dxa"/>
+          </w:tcPr>
           <w:p>
             <w:pPr>
               <w:pStyle w:val="Compact"/>
@@ -500,7 +548,9 @@
           </w:p>
         </w:tc>
         <w:tc>
-          <w:tcPr/>
+          <w:tcPr>
+            <w:tcW w:w="4807" w:type="dxa"/>
+          </w:tcPr>
           <w:p>
             <w:pPr>
               <w:pStyle w:val="Compact"/>
@@ -514,7 +564,9 @@
       </w:tr>
       <w:tr>
         <w:tc>
-          <w:tcPr/>
+          <w:tcPr>
+            <w:tcW w:w="846" w:type="dxa"/>
+          </w:tcPr>
           <w:p>
             <w:pPr>
               <w:pStyle w:val="Compact"/>
@@ -526,7 +578,9 @@
           </w:p>
         </w:tc>
         <w:tc>
-          <w:tcPr/>
+          <w:tcPr>
+            <w:tcW w:w="3706" w:type="dxa"/>
+          </w:tcPr>
           <w:p>
             <w:pPr>
               <w:pStyle w:val="Compact"/>
@@ -538,7 +592,9 @@
           </w:p>
         </w:tc>
         <w:tc>
-          <w:tcPr/>
+          <w:tcPr>
+            <w:tcW w:w="4807" w:type="dxa"/>
+          </w:tcPr>
           <w:p>
             <w:pPr>
               <w:pStyle w:val="Compact"/>
@@ -552,7 +608,9 @@
       </w:tr>
       <w:tr>
         <w:tc>
-          <w:tcPr/>
+          <w:tcPr>
+            <w:tcW w:w="846" w:type="dxa"/>
+          </w:tcPr>
           <w:p>
             <w:pPr>
               <w:pStyle w:val="Compact"/>
@@ -564,7 +622,9 @@
           </w:p>
         </w:tc>
         <w:tc>
-          <w:tcPr/>
+          <w:tcPr>
+            <w:tcW w:w="3706" w:type="dxa"/>
+          </w:tcPr>
           <w:p>
             <w:pPr>
               <w:pStyle w:val="Compact"/>
@@ -576,7 +636,9 @@
           </w:p>
         </w:tc>
         <w:tc>
-          <w:tcPr/>
+          <w:tcPr>
+            <w:tcW w:w="4807" w:type="dxa"/>
+          </w:tcPr>
           <w:p>
             <w:pPr>
               <w:pStyle w:val="Compact"/>
@@ -599,7 +661,9 @@
       </w:tr>
       <w:tr>
         <w:tc>
-          <w:tcPr/>
+          <w:tcPr>
+            <w:tcW w:w="846" w:type="dxa"/>
+          </w:tcPr>
           <w:p>
             <w:pPr>
               <w:pStyle w:val="Compact"/>
@@ -611,7 +675,9 @@
           </w:p>
         </w:tc>
         <w:tc>
-          <w:tcPr/>
+          <w:tcPr>
+            <w:tcW w:w="3706" w:type="dxa"/>
+          </w:tcPr>
           <w:p>
             <w:pPr>
               <w:pStyle w:val="Compact"/>
@@ -623,7 +689,9 @@
           </w:p>
         </w:tc>
         <w:tc>
-          <w:tcPr/>
+          <w:tcPr>
+            <w:tcW w:w="4807" w:type="dxa"/>
+          </w:tcPr>
           <w:p>
             <w:pPr>
               <w:pStyle w:val="Compact"/>
@@ -637,7 +705,9 @@
       </w:tr>
       <w:tr>
         <w:tc>
-          <w:tcPr/>
+          <w:tcPr>
+            <w:tcW w:w="846" w:type="dxa"/>
+          </w:tcPr>
           <w:p>
             <w:pPr>
               <w:pStyle w:val="Compact"/>
@@ -649,7 +719,9 @@
           </w:p>
         </w:tc>
         <w:tc>
-          <w:tcPr/>
+          <w:tcPr>
+            <w:tcW w:w="3706" w:type="dxa"/>
+          </w:tcPr>
           <w:p>
             <w:pPr>
               <w:pStyle w:val="Compact"/>
@@ -661,7 +733,9 @@
           </w:p>
         </w:tc>
         <w:tc>
-          <w:tcPr/>
+          <w:tcPr>
+            <w:tcW w:w="4807" w:type="dxa"/>
+          </w:tcPr>
           <w:p>
             <w:pPr>
               <w:pStyle w:val="Compact"/>
@@ -675,7 +749,9 @@
       </w:tr>
       <w:tr>
         <w:tc>
-          <w:tcPr/>
+          <w:tcPr>
+            <w:tcW w:w="846" w:type="dxa"/>
+          </w:tcPr>
           <w:p>
             <w:pPr>
               <w:pStyle w:val="Compact"/>
@@ -687,7 +763,9 @@
           </w:p>
         </w:tc>
         <w:tc>
-          <w:tcPr/>
+          <w:tcPr>
+            <w:tcW w:w="3706" w:type="dxa"/>
+          </w:tcPr>
           <w:p>
             <w:pPr>
               <w:pStyle w:val="Compact"/>
@@ -699,7 +777,9 @@
           </w:p>
         </w:tc>
         <w:tc>
-          <w:tcPr/>
+          <w:tcPr>
+            <w:tcW w:w="4807" w:type="dxa"/>
+          </w:tcPr>
           <w:p>
             <w:pPr>
               <w:pStyle w:val="Compact"/>
@@ -713,7 +793,9 @@
       </w:tr>
       <w:tr>
         <w:tc>
-          <w:tcPr/>
+          <w:tcPr>
+            <w:tcW w:w="846" w:type="dxa"/>
+          </w:tcPr>
           <w:p>
             <w:pPr>
               <w:pStyle w:val="Compact"/>
@@ -725,7 +807,9 @@
           </w:p>
         </w:tc>
         <w:tc>
-          <w:tcPr/>
+          <w:tcPr>
+            <w:tcW w:w="3706" w:type="dxa"/>
+          </w:tcPr>
           <w:p>
             <w:pPr>
               <w:pStyle w:val="Compact"/>
@@ -737,7 +821,9 @@
           </w:p>
         </w:tc>
         <w:tc>
-          <w:tcPr/>
+          <w:tcPr>
+            <w:tcW w:w="4807" w:type="dxa"/>
+          </w:tcPr>
           <w:p>
             <w:pPr>
               <w:pStyle w:val="Compact"/>
@@ -751,7 +837,9 @@
       </w:tr>
       <w:tr>
         <w:tc>
-          <w:tcPr/>
+          <w:tcPr>
+            <w:tcW w:w="846" w:type="dxa"/>
+          </w:tcPr>
           <w:p>
             <w:pPr>
               <w:pStyle w:val="Compact"/>
@@ -763,7 +851,9 @@
           </w:p>
         </w:tc>
         <w:tc>
-          <w:tcPr/>
+          <w:tcPr>
+            <w:tcW w:w="3706" w:type="dxa"/>
+          </w:tcPr>
           <w:p>
             <w:pPr>
               <w:pStyle w:val="Compact"/>
@@ -775,7 +865,9 @@
           </w:p>
         </w:tc>
         <w:tc>
-          <w:tcPr/>
+          <w:tcPr>
+            <w:tcW w:w="4807" w:type="dxa"/>
+          </w:tcPr>
           <w:p>
             <w:pPr>
               <w:pStyle w:val="Compact"/>
@@ -789,7 +881,9 @@
       </w:tr>
       <w:tr>
         <w:tc>
-          <w:tcPr/>
+          <w:tcPr>
+            <w:tcW w:w="846" w:type="dxa"/>
+          </w:tcPr>
           <w:p>
             <w:pPr>
               <w:pStyle w:val="Compact"/>
@@ -801,7 +895,9 @@
           </w:p>
         </w:tc>
         <w:tc>
-          <w:tcPr/>
+          <w:tcPr>
+            <w:tcW w:w="3706" w:type="dxa"/>
+          </w:tcPr>
           <w:p>
             <w:pPr>
               <w:pStyle w:val="Compact"/>
@@ -813,7 +909,9 @@
           </w:p>
         </w:tc>
         <w:tc>
-          <w:tcPr/>
+          <w:tcPr>
+            <w:tcW w:w="4807" w:type="dxa"/>
+          </w:tcPr>
           <w:p>
             <w:pPr>
               <w:pStyle w:val="Compact"/>
@@ -962,23 +1060,26 @@
     <w:tbl>
       <w:tblPr>
         <w:tblStyle w:val="Table"/>
-        <w:tblW w:type="auto" w:w="0"/>
+        <w:tblW w:type="dxa" w:w="9360"/>
         <w:tblLook w:firstRow="1" w:lastRow="0" w:firstColumn="0" w:lastColumn="0" w:noHBand="0" w:noVBand="0" w:val="0020"/>
         <w:jc w:val="start"/>
+        <w:tblLayout w:type="fixed"/>
       </w:tblPr>
       <w:tblGrid>
-        <w:gridCol w:w="1584"/>
-        <w:gridCol w:w="1584"/>
-        <w:gridCol w:w="1584"/>
-        <w:gridCol w:w="1584"/>
-        <w:gridCol w:w="1584"/>
+        <w:gridCol w:w="870"/>
+        <w:gridCol w:w="2034"/>
+        <w:gridCol w:w="1721"/>
+        <w:gridCol w:w="2124"/>
+        <w:gridCol w:w="2609"/>
       </w:tblGrid>
       <w:tr>
         <w:trPr>
           <w:tblHeader w:val="true"/>
         </w:trPr>
         <w:tc>
-          <w:tcPr/>
+          <w:tcPr>
+            <w:tcW w:w="870" w:type="dxa"/>
+          </w:tcPr>
           <w:p>
             <w:pPr>
               <w:pStyle w:val="Compact"/>
@@ -990,7 +1091,9 @@
           </w:p>
         </w:tc>
         <w:tc>
-          <w:tcPr/>
+          <w:tcPr>
+            <w:tcW w:w="2034" w:type="dxa"/>
+          </w:tcPr>
           <w:p>
             <w:pPr>
               <w:pStyle w:val="Compact"/>
@@ -1002,7 +1105,9 @@
           </w:p>
         </w:tc>
         <w:tc>
-          <w:tcPr/>
+          <w:tcPr>
+            <w:tcW w:w="1721" w:type="dxa"/>
+          </w:tcPr>
           <w:p>
             <w:pPr>
               <w:pStyle w:val="Compact"/>
@@ -1014,7 +1119,9 @@
           </w:p>
         </w:tc>
         <w:tc>
-          <w:tcPr/>
+          <w:tcPr>
+            <w:tcW w:w="2124" w:type="dxa"/>
+          </w:tcPr>
           <w:p>
             <w:pPr>
               <w:pStyle w:val="Compact"/>
@@ -1026,7 +1133,9 @@
           </w:p>
         </w:tc>
         <w:tc>
-          <w:tcPr/>
+          <w:tcPr>
+            <w:tcW w:w="2609" w:type="dxa"/>
+          </w:tcPr>
           <w:p>
             <w:pPr>
               <w:pStyle w:val="Compact"/>
@@ -1040,7 +1149,9 @@
       </w:tr>
       <w:tr>
         <w:tc>
-          <w:tcPr/>
+          <w:tcPr>
+            <w:tcW w:w="870" w:type="dxa"/>
+          </w:tcPr>
           <w:p>
             <w:pPr>
               <w:pStyle w:val="Compact"/>
@@ -1052,7 +1163,9 @@
           </w:p>
         </w:tc>
         <w:tc>
-          <w:tcPr/>
+          <w:tcPr>
+            <w:tcW w:w="2034" w:type="dxa"/>
+          </w:tcPr>
           <w:p>
             <w:pPr>
               <w:pStyle w:val="Compact"/>
@@ -1064,7 +1177,9 @@
           </w:p>
         </w:tc>
         <w:tc>
-          <w:tcPr/>
+          <w:tcPr>
+            <w:tcW w:w="1721" w:type="dxa"/>
+          </w:tcPr>
           <w:p>
             <w:pPr>
               <w:pStyle w:val="Compact"/>
@@ -1076,7 +1191,9 @@
           </w:p>
         </w:tc>
         <w:tc>
-          <w:tcPr/>
+          <w:tcPr>
+            <w:tcW w:w="2124" w:type="dxa"/>
+          </w:tcPr>
           <w:p>
             <w:pPr>
               <w:pStyle w:val="Compact"/>
@@ -1088,7 +1205,9 @@
           </w:p>
         </w:tc>
         <w:tc>
-          <w:tcPr/>
+          <w:tcPr>
+            <w:tcW w:w="2609" w:type="dxa"/>
+          </w:tcPr>
           <w:p>
             <w:pPr>
               <w:pStyle w:val="Compact"/>
@@ -1102,7 +1221,9 @@
       </w:tr>
       <w:tr>
         <w:tc>
-          <w:tcPr/>
+          <w:tcPr>
+            <w:tcW w:w="870" w:type="dxa"/>
+          </w:tcPr>
           <w:p>
             <w:pPr>
               <w:pStyle w:val="Compact"/>
@@ -1114,7 +1235,9 @@
           </w:p>
         </w:tc>
         <w:tc>
-          <w:tcPr/>
+          <w:tcPr>
+            <w:tcW w:w="2034" w:type="dxa"/>
+          </w:tcPr>
           <w:p>
             <w:pPr>
               <w:pStyle w:val="Compact"/>
@@ -1126,7 +1249,9 @@
           </w:p>
         </w:tc>
         <w:tc>
-          <w:tcPr/>
+          <w:tcPr>
+            <w:tcW w:w="1721" w:type="dxa"/>
+          </w:tcPr>
           <w:p>
             <w:pPr>
               <w:pStyle w:val="Compact"/>
@@ -1138,7 +1263,9 @@
           </w:p>
         </w:tc>
         <w:tc>
-          <w:tcPr/>
+          <w:tcPr>
+            <w:tcW w:w="2124" w:type="dxa"/>
+          </w:tcPr>
           <w:p>
             <w:pPr>
               <w:pStyle w:val="Compact"/>
@@ -1150,7 +1277,9 @@
           </w:p>
         </w:tc>
         <w:tc>
-          <w:tcPr/>
+          <w:tcPr>
+            <w:tcW w:w="2609" w:type="dxa"/>
+          </w:tcPr>
           <w:p>
             <w:pPr>
               <w:pStyle w:val="Compact"/>
@@ -1164,7 +1293,9 @@
       </w:tr>
       <w:tr>
         <w:tc>
-          <w:tcPr/>
+          <w:tcPr>
+            <w:tcW w:w="870" w:type="dxa"/>
+          </w:tcPr>
           <w:p>
             <w:pPr>
               <w:pStyle w:val="Compact"/>
@@ -1176,7 +1307,9 @@
           </w:p>
         </w:tc>
         <w:tc>
-          <w:tcPr/>
+          <w:tcPr>
+            <w:tcW w:w="2034" w:type="dxa"/>
+          </w:tcPr>
           <w:p>
             <w:pPr>
               <w:pStyle w:val="Compact"/>
@@ -1188,7 +1321,9 @@
           </w:p>
         </w:tc>
         <w:tc>
-          <w:tcPr/>
+          <w:tcPr>
+            <w:tcW w:w="1721" w:type="dxa"/>
+          </w:tcPr>
           <w:p>
             <w:pPr>
               <w:pStyle w:val="Compact"/>
@@ -1200,7 +1335,9 @@
           </w:p>
         </w:tc>
         <w:tc>
-          <w:tcPr/>
+          <w:tcPr>
+            <w:tcW w:w="2124" w:type="dxa"/>
+          </w:tcPr>
           <w:p>
             <w:pPr>
               <w:pStyle w:val="Compact"/>
@@ -1212,7 +1349,9 @@
           </w:p>
         </w:tc>
         <w:tc>
-          <w:tcPr/>
+          <w:tcPr>
+            <w:tcW w:w="2609" w:type="dxa"/>
+          </w:tcPr>
           <w:p>
             <w:pPr>
               <w:pStyle w:val="Compact"/>
@@ -1226,7 +1365,9 @@
       </w:tr>
       <w:tr>
         <w:tc>
-          <w:tcPr/>
+          <w:tcPr>
+            <w:tcW w:w="870" w:type="dxa"/>
+          </w:tcPr>
           <w:p>
             <w:pPr>
               <w:pStyle w:val="Compact"/>
@@ -1238,7 +1379,9 @@
           </w:p>
         </w:tc>
         <w:tc>
-          <w:tcPr/>
+          <w:tcPr>
+            <w:tcW w:w="2034" w:type="dxa"/>
+          </w:tcPr>
           <w:p>
             <w:pPr>
               <w:pStyle w:val="Compact"/>
@@ -1250,7 +1393,9 @@
           </w:p>
         </w:tc>
         <w:tc>
-          <w:tcPr/>
+          <w:tcPr>
+            <w:tcW w:w="1721" w:type="dxa"/>
+          </w:tcPr>
           <w:p>
             <w:pPr>
               <w:pStyle w:val="Compact"/>
@@ -1262,7 +1407,9 @@
           </w:p>
         </w:tc>
         <w:tc>
-          <w:tcPr/>
+          <w:tcPr>
+            <w:tcW w:w="2124" w:type="dxa"/>
+          </w:tcPr>
           <w:p>
             <w:pPr>
               <w:pStyle w:val="Compact"/>
@@ -1274,7 +1421,9 @@
           </w:p>
         </w:tc>
         <w:tc>
-          <w:tcPr/>
+          <w:tcPr>
+            <w:tcW w:w="2609" w:type="dxa"/>
+          </w:tcPr>
           <w:p>
             <w:pPr>
               <w:pStyle w:val="Compact"/>
@@ -1288,7 +1437,9 @@
       </w:tr>
       <w:tr>
         <w:tc>
-          <w:tcPr/>
+          <w:tcPr>
+            <w:tcW w:w="870" w:type="dxa"/>
+          </w:tcPr>
           <w:p>
             <w:pPr>
               <w:pStyle w:val="Compact"/>
@@ -1300,7 +1451,9 @@
           </w:p>
         </w:tc>
         <w:tc>
-          <w:tcPr/>
+          <w:tcPr>
+            <w:tcW w:w="2034" w:type="dxa"/>
+          </w:tcPr>
           <w:p>
             <w:pPr>
               <w:pStyle w:val="Compact"/>
@@ -1312,7 +1465,9 @@
           </w:p>
         </w:tc>
         <w:tc>
-          <w:tcPr/>
+          <w:tcPr>
+            <w:tcW w:w="1721" w:type="dxa"/>
+          </w:tcPr>
           <w:p>
             <w:pPr>
               <w:pStyle w:val="Compact"/>
@@ -1324,7 +1479,9 @@
           </w:p>
         </w:tc>
         <w:tc>
-          <w:tcPr/>
+          <w:tcPr>
+            <w:tcW w:w="2124" w:type="dxa"/>
+          </w:tcPr>
           <w:p>
             <w:pPr>
               <w:pStyle w:val="Compact"/>
@@ -1336,7 +1493,9 @@
           </w:p>
         </w:tc>
         <w:tc>
-          <w:tcPr/>
+          <w:tcPr>
+            <w:tcW w:w="2609" w:type="dxa"/>
+          </w:tcPr>
           <w:p>
             <w:pPr>
               <w:pStyle w:val="Compact"/>
@@ -1521,24 +1680,27 @@
     <w:tbl>
       <w:tblPr>
         <w:tblStyle w:val="Table"/>
-        <w:tblW w:type="auto" w:w="0"/>
+        <w:tblW w:type="dxa" w:w="9360"/>
         <w:tblLook w:firstRow="1" w:lastRow="0" w:firstColumn="0" w:lastColumn="0" w:noHBand="0" w:noVBand="0" w:val="0020"/>
         <w:jc w:val="start"/>
+        <w:tblLayout w:type="fixed"/>
       </w:tblPr>
       <w:tblGrid>
-        <w:gridCol w:w="1320"/>
-        <w:gridCol w:w="1320"/>
-        <w:gridCol w:w="1320"/>
-        <w:gridCol w:w="1320"/>
-        <w:gridCol w:w="1320"/>
-        <w:gridCol w:w="1320"/>
+        <w:gridCol w:w="1704"/>
+        <w:gridCol w:w="1466"/>
+        <w:gridCol w:w="909"/>
+        <w:gridCol w:w="1467"/>
+        <w:gridCol w:w="2077"/>
+        <w:gridCol w:w="1735"/>
       </w:tblGrid>
       <w:tr>
         <w:trPr>
           <w:tblHeader w:val="true"/>
         </w:trPr>
         <w:tc>
-          <w:tcPr/>
+          <w:tcPr>
+            <w:tcW w:w="1704" w:type="dxa"/>
+          </w:tcPr>
           <w:p>
             <w:pPr>
               <w:pStyle w:val="Compact"/>
@@ -1550,7 +1712,9 @@
           </w:p>
         </w:tc>
         <w:tc>
-          <w:tcPr/>
+          <w:tcPr>
+            <w:tcW w:w="1466" w:type="dxa"/>
+          </w:tcPr>
           <w:p>
             <w:pPr>
               <w:pStyle w:val="Compact"/>
@@ -1562,7 +1726,9 @@
           </w:p>
         </w:tc>
         <w:tc>
-          <w:tcPr/>
+          <w:tcPr>
+            <w:tcW w:w="909" w:type="dxa"/>
+          </w:tcPr>
           <w:p>
             <w:pPr>
               <w:pStyle w:val="Compact"/>
@@ -1574,7 +1740,9 @@
           </w:p>
         </w:tc>
         <w:tc>
-          <w:tcPr/>
+          <w:tcPr>
+            <w:tcW w:w="1467" w:type="dxa"/>
+          </w:tcPr>
           <w:p>
             <w:pPr>
               <w:pStyle w:val="Compact"/>
@@ -1586,7 +1754,9 @@
           </w:p>
         </w:tc>
         <w:tc>
-          <w:tcPr/>
+          <w:tcPr>
+            <w:tcW w:w="2077" w:type="dxa"/>
+          </w:tcPr>
           <w:p>
             <w:pPr>
               <w:pStyle w:val="Compact"/>
@@ -1598,7 +1768,9 @@
           </w:p>
         </w:tc>
         <w:tc>
-          <w:tcPr/>
+          <w:tcPr>
+            <w:tcW w:w="1735" w:type="dxa"/>
+          </w:tcPr>
           <w:p>
             <w:pPr>
               <w:pStyle w:val="Compact"/>
@@ -1612,7 +1784,9 @@
       </w:tr>
       <w:tr>
         <w:tc>
-          <w:tcPr/>
+          <w:tcPr>
+            <w:tcW w:w="1704" w:type="dxa"/>
+          </w:tcPr>
           <w:p>
             <w:pPr>
               <w:pStyle w:val="Compact"/>
@@ -1624,7 +1798,9 @@
           </w:p>
         </w:tc>
         <w:tc>
-          <w:tcPr/>
+          <w:tcPr>
+            <w:tcW w:w="1466" w:type="dxa"/>
+          </w:tcPr>
           <w:p>
             <w:pPr>
               <w:pStyle w:val="Compact"/>
@@ -1636,7 +1812,9 @@
           </w:p>
         </w:tc>
         <w:tc>
-          <w:tcPr/>
+          <w:tcPr>
+            <w:tcW w:w="909" w:type="dxa"/>
+          </w:tcPr>
           <w:p>
             <w:pPr>
               <w:pStyle w:val="Compact"/>
@@ -1648,7 +1826,9 @@
           </w:p>
         </w:tc>
         <w:tc>
-          <w:tcPr/>
+          <w:tcPr>
+            <w:tcW w:w="1467" w:type="dxa"/>
+          </w:tcPr>
           <w:p>
             <w:pPr>
               <w:pStyle w:val="Compact"/>
@@ -1660,7 +1840,9 @@
           </w:p>
         </w:tc>
         <w:tc>
-          <w:tcPr/>
+          <w:tcPr>
+            <w:tcW w:w="2077" w:type="dxa"/>
+          </w:tcPr>
           <w:p>
             <w:pPr>
               <w:pStyle w:val="Compact"/>
@@ -1672,7 +1854,9 @@
           </w:p>
         </w:tc>
         <w:tc>
-          <w:tcPr/>
+          <w:tcPr>
+            <w:tcW w:w="1735" w:type="dxa"/>
+          </w:tcPr>
           <w:p>
             <w:pPr>
               <w:pStyle w:val="Compact"/>

--- a/dist/docs/templates/knowledge/teach-back.docx
+++ b/dist/docs/templates/knowledge/teach-back.docx
@@ -112,9 +112,9 @@
         <w:tblLayout w:type="fixed"/>
       </w:tblPr>
       <w:tblGrid>
-        <w:gridCol w:w="914"/>
-        <w:gridCol w:w="2737"/>
-        <w:gridCol w:w="5707"/>
+        <w:gridCol w:w="1265"/>
+        <w:gridCol w:w="2623"/>
+        <w:gridCol w:w="5471"/>
       </w:tblGrid>
       <w:tr>
         <w:trPr>
@@ -122,7 +122,7 @@
         </w:trPr>
         <w:tc>
           <w:tcPr>
-            <w:tcW w:w="914" w:type="dxa"/>
+            <w:tcW w:w="1265" w:type="dxa"/>
           </w:tcPr>
           <w:p>
             <w:pPr>
@@ -136,7 +136,7 @@
         </w:tc>
         <w:tc>
           <w:tcPr>
-            <w:tcW w:w="2737" w:type="dxa"/>
+            <w:tcW w:w="2623" w:type="dxa"/>
           </w:tcPr>
           <w:p>
             <w:pPr>
@@ -150,7 +150,7 @@
         </w:tc>
         <w:tc>
           <w:tcPr>
-            <w:tcW w:w="5707" w:type="dxa"/>
+            <w:tcW w:w="5471" w:type="dxa"/>
           </w:tcPr>
           <w:p>
             <w:pPr>
@@ -166,7 +166,7 @@
       <w:tr>
         <w:tc>
           <w:tcPr>
-            <w:tcW w:w="914" w:type="dxa"/>
+            <w:tcW w:w="1265" w:type="dxa"/>
           </w:tcPr>
           <w:p>
             <w:pPr>
@@ -180,7 +180,7 @@
         </w:tc>
         <w:tc>
           <w:tcPr>
-            <w:tcW w:w="2737" w:type="dxa"/>
+            <w:tcW w:w="2623" w:type="dxa"/>
           </w:tcPr>
           <w:p>
             <w:pPr>
@@ -194,7 +194,7 @@
         </w:tc>
         <w:tc>
           <w:tcPr>
-            <w:tcW w:w="5707" w:type="dxa"/>
+            <w:tcW w:w="5471" w:type="dxa"/>
           </w:tcPr>
           <w:p>
             <w:pPr>
@@ -210,7 +210,7 @@
       <w:tr>
         <w:tc>
           <w:tcPr>
-            <w:tcW w:w="914" w:type="dxa"/>
+            <w:tcW w:w="1265" w:type="dxa"/>
           </w:tcPr>
           <w:p>
             <w:pPr>
@@ -224,7 +224,7 @@
         </w:tc>
         <w:tc>
           <w:tcPr>
-            <w:tcW w:w="2737" w:type="dxa"/>
+            <w:tcW w:w="2623" w:type="dxa"/>
           </w:tcPr>
           <w:p>
             <w:pPr>
@@ -238,7 +238,7 @@
         </w:tc>
         <w:tc>
           <w:tcPr>
-            <w:tcW w:w="5707" w:type="dxa"/>
+            <w:tcW w:w="5471" w:type="dxa"/>
           </w:tcPr>
           <w:p>
             <w:pPr>
@@ -254,7 +254,7 @@
       <w:tr>
         <w:tc>
           <w:tcPr>
-            <w:tcW w:w="914" w:type="dxa"/>
+            <w:tcW w:w="1265" w:type="dxa"/>
           </w:tcPr>
           <w:p>
             <w:pPr>
@@ -268,7 +268,7 @@
         </w:tc>
         <w:tc>
           <w:tcPr>
-            <w:tcW w:w="2737" w:type="dxa"/>
+            <w:tcW w:w="2623" w:type="dxa"/>
           </w:tcPr>
           <w:p>
             <w:pPr>
@@ -282,7 +282,7 @@
         </w:tc>
         <w:tc>
           <w:tcPr>
-            <w:tcW w:w="5707" w:type="dxa"/>
+            <w:tcW w:w="5471" w:type="dxa"/>
           </w:tcPr>
           <w:p>
             <w:pPr>
@@ -298,7 +298,7 @@
       <w:tr>
         <w:tc>
           <w:tcPr>
-            <w:tcW w:w="914" w:type="dxa"/>
+            <w:tcW w:w="1265" w:type="dxa"/>
           </w:tcPr>
           <w:p>
             <w:pPr>
@@ -312,7 +312,7 @@
         </w:tc>
         <w:tc>
           <w:tcPr>
-            <w:tcW w:w="2737" w:type="dxa"/>
+            <w:tcW w:w="2623" w:type="dxa"/>
           </w:tcPr>
           <w:p>
             <w:pPr>
@@ -326,7 +326,7 @@
         </w:tc>
         <w:tc>
           <w:tcPr>
-            <w:tcW w:w="5707" w:type="dxa"/>
+            <w:tcW w:w="5471" w:type="dxa"/>
           </w:tcPr>
           <w:p>
             <w:pPr>
@@ -423,9 +423,9 @@
         <w:tblLayout w:type="fixed"/>
       </w:tblPr>
       <w:tblGrid>
-        <w:gridCol w:w="846"/>
-        <w:gridCol w:w="3706"/>
-        <w:gridCol w:w="4807"/>
+        <w:gridCol w:w="900"/>
+        <w:gridCol w:w="3682"/>
+        <w:gridCol w:w="4777"/>
       </w:tblGrid>
       <w:tr>
         <w:trPr>
@@ -433,7 +433,7 @@
         </w:trPr>
         <w:tc>
           <w:tcPr>
-            <w:tcW w:w="846" w:type="dxa"/>
+            <w:tcW w:w="900" w:type="dxa"/>
           </w:tcPr>
           <w:p>
             <w:pPr>
@@ -447,7 +447,7 @@
         </w:tc>
         <w:tc>
           <w:tcPr>
-            <w:tcW w:w="3706" w:type="dxa"/>
+            <w:tcW w:w="3682" w:type="dxa"/>
           </w:tcPr>
           <w:p>
             <w:pPr>
@@ -461,7 +461,7 @@
         </w:tc>
         <w:tc>
           <w:tcPr>
-            <w:tcW w:w="4807" w:type="dxa"/>
+            <w:tcW w:w="4777" w:type="dxa"/>
           </w:tcPr>
           <w:p>
             <w:pPr>
@@ -477,7 +477,7 @@
       <w:tr>
         <w:tc>
           <w:tcPr>
-            <w:tcW w:w="846" w:type="dxa"/>
+            <w:tcW w:w="900" w:type="dxa"/>
           </w:tcPr>
           <w:p>
             <w:pPr>
@@ -491,7 +491,7 @@
         </w:tc>
         <w:tc>
           <w:tcPr>
-            <w:tcW w:w="3706" w:type="dxa"/>
+            <w:tcW w:w="3682" w:type="dxa"/>
           </w:tcPr>
           <w:p>
             <w:pPr>
@@ -505,7 +505,7 @@
         </w:tc>
         <w:tc>
           <w:tcPr>
-            <w:tcW w:w="4807" w:type="dxa"/>
+            <w:tcW w:w="4777" w:type="dxa"/>
           </w:tcPr>
           <w:p>
             <w:pPr>
@@ -521,7 +521,7 @@
       <w:tr>
         <w:tc>
           <w:tcPr>
-            <w:tcW w:w="846" w:type="dxa"/>
+            <w:tcW w:w="900" w:type="dxa"/>
           </w:tcPr>
           <w:p>
             <w:pPr>
@@ -535,7 +535,7 @@
         </w:tc>
         <w:tc>
           <w:tcPr>
-            <w:tcW w:w="3706" w:type="dxa"/>
+            <w:tcW w:w="3682" w:type="dxa"/>
           </w:tcPr>
           <w:p>
             <w:pPr>
@@ -549,7 +549,7 @@
         </w:tc>
         <w:tc>
           <w:tcPr>
-            <w:tcW w:w="4807" w:type="dxa"/>
+            <w:tcW w:w="4777" w:type="dxa"/>
           </w:tcPr>
           <w:p>
             <w:pPr>
@@ -565,7 +565,7 @@
       <w:tr>
         <w:tc>
           <w:tcPr>
-            <w:tcW w:w="846" w:type="dxa"/>
+            <w:tcW w:w="900" w:type="dxa"/>
           </w:tcPr>
           <w:p>
             <w:pPr>
@@ -579,7 +579,7 @@
         </w:tc>
         <w:tc>
           <w:tcPr>
-            <w:tcW w:w="3706" w:type="dxa"/>
+            <w:tcW w:w="3682" w:type="dxa"/>
           </w:tcPr>
           <w:p>
             <w:pPr>
@@ -593,7 +593,7 @@
         </w:tc>
         <w:tc>
           <w:tcPr>
-            <w:tcW w:w="4807" w:type="dxa"/>
+            <w:tcW w:w="4777" w:type="dxa"/>
           </w:tcPr>
           <w:p>
             <w:pPr>
@@ -609,7 +609,7 @@
       <w:tr>
         <w:tc>
           <w:tcPr>
-            <w:tcW w:w="846" w:type="dxa"/>
+            <w:tcW w:w="900" w:type="dxa"/>
           </w:tcPr>
           <w:p>
             <w:pPr>
@@ -623,7 +623,7 @@
         </w:tc>
         <w:tc>
           <w:tcPr>
-            <w:tcW w:w="3706" w:type="dxa"/>
+            <w:tcW w:w="3682" w:type="dxa"/>
           </w:tcPr>
           <w:p>
             <w:pPr>
@@ -637,7 +637,7 @@
         </w:tc>
         <w:tc>
           <w:tcPr>
-            <w:tcW w:w="4807" w:type="dxa"/>
+            <w:tcW w:w="4777" w:type="dxa"/>
           </w:tcPr>
           <w:p>
             <w:pPr>
@@ -662,7 +662,7 @@
       <w:tr>
         <w:tc>
           <w:tcPr>
-            <w:tcW w:w="846" w:type="dxa"/>
+            <w:tcW w:w="900" w:type="dxa"/>
           </w:tcPr>
           <w:p>
             <w:pPr>
@@ -676,7 +676,7 @@
         </w:tc>
         <w:tc>
           <w:tcPr>
-            <w:tcW w:w="3706" w:type="dxa"/>
+            <w:tcW w:w="3682" w:type="dxa"/>
           </w:tcPr>
           <w:p>
             <w:pPr>
@@ -690,7 +690,7 @@
         </w:tc>
         <w:tc>
           <w:tcPr>
-            <w:tcW w:w="4807" w:type="dxa"/>
+            <w:tcW w:w="4777" w:type="dxa"/>
           </w:tcPr>
           <w:p>
             <w:pPr>
@@ -706,7 +706,7 @@
       <w:tr>
         <w:tc>
           <w:tcPr>
-            <w:tcW w:w="846" w:type="dxa"/>
+            <w:tcW w:w="900" w:type="dxa"/>
           </w:tcPr>
           <w:p>
             <w:pPr>
@@ -720,7 +720,7 @@
         </w:tc>
         <w:tc>
           <w:tcPr>
-            <w:tcW w:w="3706" w:type="dxa"/>
+            <w:tcW w:w="3682" w:type="dxa"/>
           </w:tcPr>
           <w:p>
             <w:pPr>
@@ -734,7 +734,7 @@
         </w:tc>
         <w:tc>
           <w:tcPr>
-            <w:tcW w:w="4807" w:type="dxa"/>
+            <w:tcW w:w="4777" w:type="dxa"/>
           </w:tcPr>
           <w:p>
             <w:pPr>
@@ -750,7 +750,7 @@
       <w:tr>
         <w:tc>
           <w:tcPr>
-            <w:tcW w:w="846" w:type="dxa"/>
+            <w:tcW w:w="900" w:type="dxa"/>
           </w:tcPr>
           <w:p>
             <w:pPr>
@@ -764,7 +764,7 @@
         </w:tc>
         <w:tc>
           <w:tcPr>
-            <w:tcW w:w="3706" w:type="dxa"/>
+            <w:tcW w:w="3682" w:type="dxa"/>
           </w:tcPr>
           <w:p>
             <w:pPr>
@@ -778,7 +778,7 @@
         </w:tc>
         <w:tc>
           <w:tcPr>
-            <w:tcW w:w="4807" w:type="dxa"/>
+            <w:tcW w:w="4777" w:type="dxa"/>
           </w:tcPr>
           <w:p>
             <w:pPr>
@@ -794,7 +794,7 @@
       <w:tr>
         <w:tc>
           <w:tcPr>
-            <w:tcW w:w="846" w:type="dxa"/>
+            <w:tcW w:w="900" w:type="dxa"/>
           </w:tcPr>
           <w:p>
             <w:pPr>
@@ -808,7 +808,7 @@
         </w:tc>
         <w:tc>
           <w:tcPr>
-            <w:tcW w:w="3706" w:type="dxa"/>
+            <w:tcW w:w="3682" w:type="dxa"/>
           </w:tcPr>
           <w:p>
             <w:pPr>
@@ -822,7 +822,7 @@
         </w:tc>
         <w:tc>
           <w:tcPr>
-            <w:tcW w:w="4807" w:type="dxa"/>
+            <w:tcW w:w="4777" w:type="dxa"/>
           </w:tcPr>
           <w:p>
             <w:pPr>
@@ -838,7 +838,7 @@
       <w:tr>
         <w:tc>
           <w:tcPr>
-            <w:tcW w:w="846" w:type="dxa"/>
+            <w:tcW w:w="900" w:type="dxa"/>
           </w:tcPr>
           <w:p>
             <w:pPr>
@@ -852,7 +852,7 @@
         </w:tc>
         <w:tc>
           <w:tcPr>
-            <w:tcW w:w="3706" w:type="dxa"/>
+            <w:tcW w:w="3682" w:type="dxa"/>
           </w:tcPr>
           <w:p>
             <w:pPr>
@@ -866,7 +866,7 @@
         </w:tc>
         <w:tc>
           <w:tcPr>
-            <w:tcW w:w="4807" w:type="dxa"/>
+            <w:tcW w:w="4777" w:type="dxa"/>
           </w:tcPr>
           <w:p>
             <w:pPr>
@@ -882,7 +882,7 @@
       <w:tr>
         <w:tc>
           <w:tcPr>
-            <w:tcW w:w="846" w:type="dxa"/>
+            <w:tcW w:w="900" w:type="dxa"/>
           </w:tcPr>
           <w:p>
             <w:pPr>
@@ -896,7 +896,7 @@
         </w:tc>
         <w:tc>
           <w:tcPr>
-            <w:tcW w:w="3706" w:type="dxa"/>
+            <w:tcW w:w="3682" w:type="dxa"/>
           </w:tcPr>
           <w:p>
             <w:pPr>
@@ -910,7 +910,7 @@
         </w:tc>
         <w:tc>
           <w:tcPr>
-            <w:tcW w:w="4807" w:type="dxa"/>
+            <w:tcW w:w="4777" w:type="dxa"/>
           </w:tcPr>
           <w:p>
             <w:pPr>
@@ -1066,11 +1066,11 @@
         <w:tblLayout w:type="fixed"/>
       </w:tblPr>
       <w:tblGrid>
-        <w:gridCol w:w="870"/>
-        <w:gridCol w:w="2034"/>
-        <w:gridCol w:w="1721"/>
-        <w:gridCol w:w="2124"/>
-        <w:gridCol w:w="2609"/>
+        <w:gridCol w:w="1380"/>
+        <w:gridCol w:w="1912"/>
+        <w:gridCol w:w="1617"/>
+        <w:gridCol w:w="1997"/>
+        <w:gridCol w:w="2453"/>
       </w:tblGrid>
       <w:tr>
         <w:trPr>
@@ -1078,7 +1078,7 @@
         </w:trPr>
         <w:tc>
           <w:tcPr>
-            <w:tcW w:w="870" w:type="dxa"/>
+            <w:tcW w:w="1380" w:type="dxa"/>
           </w:tcPr>
           <w:p>
             <w:pPr>
@@ -1092,7 +1092,7 @@
         </w:tc>
         <w:tc>
           <w:tcPr>
-            <w:tcW w:w="2034" w:type="dxa"/>
+            <w:tcW w:w="1912" w:type="dxa"/>
           </w:tcPr>
           <w:p>
             <w:pPr>
@@ -1106,7 +1106,7 @@
         </w:tc>
         <w:tc>
           <w:tcPr>
-            <w:tcW w:w="1721" w:type="dxa"/>
+            <w:tcW w:w="1617" w:type="dxa"/>
           </w:tcPr>
           <w:p>
             <w:pPr>
@@ -1120,7 +1120,7 @@
         </w:tc>
         <w:tc>
           <w:tcPr>
-            <w:tcW w:w="2124" w:type="dxa"/>
+            <w:tcW w:w="1997" w:type="dxa"/>
           </w:tcPr>
           <w:p>
             <w:pPr>
@@ -1134,7 +1134,7 @@
         </w:tc>
         <w:tc>
           <w:tcPr>
-            <w:tcW w:w="2609" w:type="dxa"/>
+            <w:tcW w:w="2453" w:type="dxa"/>
           </w:tcPr>
           <w:p>
             <w:pPr>
@@ -1150,7 +1150,7 @@
       <w:tr>
         <w:tc>
           <w:tcPr>
-            <w:tcW w:w="870" w:type="dxa"/>
+            <w:tcW w:w="1380" w:type="dxa"/>
           </w:tcPr>
           <w:p>
             <w:pPr>
@@ -1164,7 +1164,7 @@
         </w:tc>
         <w:tc>
           <w:tcPr>
-            <w:tcW w:w="2034" w:type="dxa"/>
+            <w:tcW w:w="1912" w:type="dxa"/>
           </w:tcPr>
           <w:p>
             <w:pPr>
@@ -1178,7 +1178,7 @@
         </w:tc>
         <w:tc>
           <w:tcPr>
-            <w:tcW w:w="1721" w:type="dxa"/>
+            <w:tcW w:w="1617" w:type="dxa"/>
           </w:tcPr>
           <w:p>
             <w:pPr>
@@ -1192,7 +1192,7 @@
         </w:tc>
         <w:tc>
           <w:tcPr>
-            <w:tcW w:w="2124" w:type="dxa"/>
+            <w:tcW w:w="1997" w:type="dxa"/>
           </w:tcPr>
           <w:p>
             <w:pPr>
@@ -1206,7 +1206,7 @@
         </w:tc>
         <w:tc>
           <w:tcPr>
-            <w:tcW w:w="2609" w:type="dxa"/>
+            <w:tcW w:w="2453" w:type="dxa"/>
           </w:tcPr>
           <w:p>
             <w:pPr>
@@ -1222,7 +1222,7 @@
       <w:tr>
         <w:tc>
           <w:tcPr>
-            <w:tcW w:w="870" w:type="dxa"/>
+            <w:tcW w:w="1380" w:type="dxa"/>
           </w:tcPr>
           <w:p>
             <w:pPr>
@@ -1236,7 +1236,7 @@
         </w:tc>
         <w:tc>
           <w:tcPr>
-            <w:tcW w:w="2034" w:type="dxa"/>
+            <w:tcW w:w="1912" w:type="dxa"/>
           </w:tcPr>
           <w:p>
             <w:pPr>
@@ -1250,7 +1250,7 @@
         </w:tc>
         <w:tc>
           <w:tcPr>
-            <w:tcW w:w="1721" w:type="dxa"/>
+            <w:tcW w:w="1617" w:type="dxa"/>
           </w:tcPr>
           <w:p>
             <w:pPr>
@@ -1264,7 +1264,7 @@
         </w:tc>
         <w:tc>
           <w:tcPr>
-            <w:tcW w:w="2124" w:type="dxa"/>
+            <w:tcW w:w="1997" w:type="dxa"/>
           </w:tcPr>
           <w:p>
             <w:pPr>
@@ -1278,7 +1278,7 @@
         </w:tc>
         <w:tc>
           <w:tcPr>
-            <w:tcW w:w="2609" w:type="dxa"/>
+            <w:tcW w:w="2453" w:type="dxa"/>
           </w:tcPr>
           <w:p>
             <w:pPr>
@@ -1294,7 +1294,7 @@
       <w:tr>
         <w:tc>
           <w:tcPr>
-            <w:tcW w:w="870" w:type="dxa"/>
+            <w:tcW w:w="1380" w:type="dxa"/>
           </w:tcPr>
           <w:p>
             <w:pPr>
@@ -1308,7 +1308,7 @@
         </w:tc>
         <w:tc>
           <w:tcPr>
-            <w:tcW w:w="2034" w:type="dxa"/>
+            <w:tcW w:w="1912" w:type="dxa"/>
           </w:tcPr>
           <w:p>
             <w:pPr>
@@ -1322,7 +1322,7 @@
         </w:tc>
         <w:tc>
           <w:tcPr>
-            <w:tcW w:w="1721" w:type="dxa"/>
+            <w:tcW w:w="1617" w:type="dxa"/>
           </w:tcPr>
           <w:p>
             <w:pPr>
@@ -1336,7 +1336,7 @@
         </w:tc>
         <w:tc>
           <w:tcPr>
-            <w:tcW w:w="2124" w:type="dxa"/>
+            <w:tcW w:w="1997" w:type="dxa"/>
           </w:tcPr>
           <w:p>
             <w:pPr>
@@ -1350,7 +1350,7 @@
         </w:tc>
         <w:tc>
           <w:tcPr>
-            <w:tcW w:w="2609" w:type="dxa"/>
+            <w:tcW w:w="2453" w:type="dxa"/>
           </w:tcPr>
           <w:p>
             <w:pPr>
@@ -1366,7 +1366,7 @@
       <w:tr>
         <w:tc>
           <w:tcPr>
-            <w:tcW w:w="870" w:type="dxa"/>
+            <w:tcW w:w="1380" w:type="dxa"/>
           </w:tcPr>
           <w:p>
             <w:pPr>
@@ -1380,7 +1380,7 @@
         </w:tc>
         <w:tc>
           <w:tcPr>
-            <w:tcW w:w="2034" w:type="dxa"/>
+            <w:tcW w:w="1912" w:type="dxa"/>
           </w:tcPr>
           <w:p>
             <w:pPr>
@@ -1394,7 +1394,7 @@
         </w:tc>
         <w:tc>
           <w:tcPr>
-            <w:tcW w:w="1721" w:type="dxa"/>
+            <w:tcW w:w="1617" w:type="dxa"/>
           </w:tcPr>
           <w:p>
             <w:pPr>
@@ -1408,7 +1408,7 @@
         </w:tc>
         <w:tc>
           <w:tcPr>
-            <w:tcW w:w="2124" w:type="dxa"/>
+            <w:tcW w:w="1997" w:type="dxa"/>
           </w:tcPr>
           <w:p>
             <w:pPr>
@@ -1422,7 +1422,7 @@
         </w:tc>
         <w:tc>
           <w:tcPr>
-            <w:tcW w:w="2609" w:type="dxa"/>
+            <w:tcW w:w="2453" w:type="dxa"/>
           </w:tcPr>
           <w:p>
             <w:pPr>
@@ -1438,7 +1438,7 @@
       <w:tr>
         <w:tc>
           <w:tcPr>
-            <w:tcW w:w="870" w:type="dxa"/>
+            <w:tcW w:w="1380" w:type="dxa"/>
           </w:tcPr>
           <w:p>
             <w:pPr>
@@ -1452,7 +1452,7 @@
         </w:tc>
         <w:tc>
           <w:tcPr>
-            <w:tcW w:w="2034" w:type="dxa"/>
+            <w:tcW w:w="1912" w:type="dxa"/>
           </w:tcPr>
           <w:p>
             <w:pPr>
@@ -1466,7 +1466,7 @@
         </w:tc>
         <w:tc>
           <w:tcPr>
-            <w:tcW w:w="1721" w:type="dxa"/>
+            <w:tcW w:w="1617" w:type="dxa"/>
           </w:tcPr>
           <w:p>
             <w:pPr>
@@ -1480,7 +1480,7 @@
         </w:tc>
         <w:tc>
           <w:tcPr>
-            <w:tcW w:w="2124" w:type="dxa"/>
+            <w:tcW w:w="1997" w:type="dxa"/>
           </w:tcPr>
           <w:p>
             <w:pPr>
@@ -1494,7 +1494,7 @@
         </w:tc>
         <w:tc>
           <w:tcPr>
-            <w:tcW w:w="2609" w:type="dxa"/>
+            <w:tcW w:w="2453" w:type="dxa"/>
           </w:tcPr>
           <w:p>
             <w:pPr>
@@ -1686,12 +1686,12 @@
         <w:tblLayout w:type="fixed"/>
       </w:tblPr>
       <w:tblGrid>
-        <w:gridCol w:w="1704"/>
-        <w:gridCol w:w="1466"/>
-        <w:gridCol w:w="909"/>
-        <w:gridCol w:w="1467"/>
-        <w:gridCol w:w="2077"/>
-        <w:gridCol w:w="1735"/>
+        <w:gridCol w:w="1632"/>
+        <w:gridCol w:w="1404"/>
+        <w:gridCol w:w="1265"/>
+        <w:gridCol w:w="1406"/>
+        <w:gridCol w:w="1989"/>
+        <w:gridCol w:w="1662"/>
       </w:tblGrid>
       <w:tr>
         <w:trPr>
@@ -1699,7 +1699,7 @@
         </w:trPr>
         <w:tc>
           <w:tcPr>
-            <w:tcW w:w="1704" w:type="dxa"/>
+            <w:tcW w:w="1632" w:type="dxa"/>
           </w:tcPr>
           <w:p>
             <w:pPr>
@@ -1713,7 +1713,7 @@
         </w:tc>
         <w:tc>
           <w:tcPr>
-            <w:tcW w:w="1466" w:type="dxa"/>
+            <w:tcW w:w="1404" w:type="dxa"/>
           </w:tcPr>
           <w:p>
             <w:pPr>
@@ -1727,7 +1727,7 @@
         </w:tc>
         <w:tc>
           <w:tcPr>
-            <w:tcW w:w="909" w:type="dxa"/>
+            <w:tcW w:w="1265" w:type="dxa"/>
           </w:tcPr>
           <w:p>
             <w:pPr>
@@ -1741,7 +1741,7 @@
         </w:tc>
         <w:tc>
           <w:tcPr>
-            <w:tcW w:w="1467" w:type="dxa"/>
+            <w:tcW w:w="1406" w:type="dxa"/>
           </w:tcPr>
           <w:p>
             <w:pPr>
@@ -1755,7 +1755,7 @@
         </w:tc>
         <w:tc>
           <w:tcPr>
-            <w:tcW w:w="2077" w:type="dxa"/>
+            <w:tcW w:w="1989" w:type="dxa"/>
           </w:tcPr>
           <w:p>
             <w:pPr>
@@ -1769,7 +1769,7 @@
         </w:tc>
         <w:tc>
           <w:tcPr>
-            <w:tcW w:w="1735" w:type="dxa"/>
+            <w:tcW w:w="1662" w:type="dxa"/>
           </w:tcPr>
           <w:p>
             <w:pPr>
@@ -1785,7 +1785,7 @@
       <w:tr>
         <w:tc>
           <w:tcPr>
-            <w:tcW w:w="1704" w:type="dxa"/>
+            <w:tcW w:w="1632" w:type="dxa"/>
           </w:tcPr>
           <w:p>
             <w:pPr>
@@ -1799,7 +1799,7 @@
         </w:tc>
         <w:tc>
           <w:tcPr>
-            <w:tcW w:w="1466" w:type="dxa"/>
+            <w:tcW w:w="1404" w:type="dxa"/>
           </w:tcPr>
           <w:p>
             <w:pPr>
@@ -1813,7 +1813,7 @@
         </w:tc>
         <w:tc>
           <w:tcPr>
-            <w:tcW w:w="909" w:type="dxa"/>
+            <w:tcW w:w="1265" w:type="dxa"/>
           </w:tcPr>
           <w:p>
             <w:pPr>
@@ -1827,7 +1827,7 @@
         </w:tc>
         <w:tc>
           <w:tcPr>
-            <w:tcW w:w="1467" w:type="dxa"/>
+            <w:tcW w:w="1406" w:type="dxa"/>
           </w:tcPr>
           <w:p>
             <w:pPr>
@@ -1841,7 +1841,7 @@
         </w:tc>
         <w:tc>
           <w:tcPr>
-            <w:tcW w:w="2077" w:type="dxa"/>
+            <w:tcW w:w="1989" w:type="dxa"/>
           </w:tcPr>
           <w:p>
             <w:pPr>
@@ -1855,7 +1855,7 @@
         </w:tc>
         <w:tc>
           <w:tcPr>
-            <w:tcW w:w="1735" w:type="dxa"/>
+            <w:tcW w:w="1662" w:type="dxa"/>
           </w:tcPr>
           <w:p>
             <w:pPr>
